--- a/Статья_Космическое_облучение_экипажей_с_правками.docx
+++ b/Статья_Космическое_облучение_экипажей_с_правками.docx
@@ -240,7 +240,7 @@
           <w:i w:val="false"/>
           <w:sz w:val="28"/>
         </w:rPr>
-        <w:t xml:space="preserve"> В статье рассмотрено правовое регулирование облучения членов экипажей воздушных судов космическим излучением в Российской Федерации. Проанализированы изменения санитарных норм 2021–2025 годов, требования специальной оценки условий труда и новые ограничения налёта. Показано, что предел 5 мЗв в год сохраняется, а порядок индивидуального учёта доз экипажей требует конкретизации.</w:t>
+        <w:t xml:space="preserve"> В статье рассмотрено правовое регулирование облучения членов экипажей воздушных судов космическим излучением в Российской Федерации. Проанализированы изменения санитарных норм 2021–2025 годов, требования специальной оценки условий труда и ограничения налёта по приказу Минтранса России № 381. Показано, что предел 5 мЗв в год сохраняется, а порядок индивидуального учёта доз экипажей требует конкретизации.</w:t>
       </w:r>
     </w:p>
     <w:p>
@@ -358,7 +358,7 @@
           <w:i w:val="false"/>
           <w:sz w:val="28"/>
         </w:rPr>
-        <w:t xml:space="preserve"> The article examines the legal regulation of cosmic radiation exposure of aircraft crew members in the Russian Federation. Changes in sanitary standards in 2021–2025, the requirements of the special assessment of working conditions and the new flight time limits are analyzed. It is shown that the dose limit of 5 mSv per year remains in force, while the procedure for individual dose accounting for crew members needs to be specified.</w:t>
+        <w:t xml:space="preserve"> The article examines the legal regulation of cosmic radiation exposure of aircraft crew members in the Russian Federation. Changes in sanitary standards in 2021–2025, the requirements of the special assessment of working conditions and the flight time limits under Order No. 381 of the Ministry of Transport are analyzed. It is shown that the dose limit of 5 mSv per year remains in force, while the procedure for individual dose accounting for crew members needs to be specified.</w:t>
       </w:r>
     </w:p>
     <w:p>
@@ -2083,7 +2083,7 @@
         <w:rPr/>
         <w:drawing>
           <wp:inline distT="0" distB="0" distL="0" distR="0">
-            <wp:extent cx="4319905" cy="2678430"/>
+            <wp:extent cx="5760000" cy="2320879"/>
             <wp:effectExtent l="0" t="0" r="0" b="0"/>
             <wp:docPr id="7" name="Picture 2053574243" descr=""/>
             <wp:cNvGraphicFramePr>
@@ -2107,7 +2107,7 @@
                   <pic:spPr bwMode="auto">
                     <a:xfrm>
                       <a:off x="0" y="0"/>
-                      <a:ext cx="4319905" cy="2678430"/>
+                      <a:ext cx="5760000" cy="2320879"/>
                     </a:xfrm>
                     <a:prstGeom prst="rect">
                       <a:avLst/>
@@ -2132,7 +2132,6 @@
           <w:szCs w:val="28"/>
         </w:rPr>
       </w:pPr>
-      <w:commentRangeStart w:id="3"/>
       <w:r>
         <w:rPr>
           <w:rFonts w:cs="Times New Roman" w:ascii="Times New Roman" w:hAnsi="Times New Roman"/>
@@ -2140,10 +2139,6 @@
           <w:szCs w:val="28"/>
         </w:rPr>
         <w:t>Рис. 2. Система правового регулирования радиационной безопасности членов экипажей воздушных судов в Российской Федерации (составлено нами).</w:t>
-      </w:r>
-      <w:commentRangeEnd w:id="3"/>
-      <w:r>
-        <w:commentReference w:id="3"/>
       </w:r>
       <w:r>
         <w:rPr>
@@ -2777,26 +2772,6 @@
           <w:lang w:val="en-US" w:eastAsia="en-US" w:bidi="en-US"/>
         </w:rPr>
         <w:t>Координаты т. NAPOR не совпадают с планом полёта (CFP): там NAPOR – N57°06,9′ E066°08,2′ (57,115; 66,137). Если здесь указано место самолёта в момент замера, лучше написать «район т. NAPOR»; если это опечатка – исправить.</w:t>
-      </w:r>
-    </w:p>
-  </w:comment>
-  <w:comment w:id="3" w:author="Claude" w:date="2026-10-10T09:07:01Z" w:initials="AI">
-    <w:p>
-      <w:pPr>
-        <w:overflowPunct w:val="false"/>
-        <w:spacing w:before="0" w:after="0" w:lineRule="auto" w:line="240"/>
-        <w:rPr/>
-      </w:pPr>
-      <w:r>
-        <w:rPr>
-          <w:rFonts w:ascii="Liberation Serif" w:hAnsi="Liberation Serif" w:eastAsia="DejaVu Sans" w:cs="DejaVu Sans"/>
-          <w:color w:val="000000"/>
-          <w:kern w:val="0"/>
-          <w:sz w:val="20"/>
-          <w:szCs w:val="20"/>
-          <w:lang w:val="en-US" w:eastAsia="en-US" w:bidi="en-US"/>
-        </w:rPr>
-        <w:t>Предложение по схеме (в презентации уже исправлено): 1) ТК РФ – федеральный закон, его лучше перенести в верхний блок «Федеральные законы»; средний ряд – подзаконные акты (НРБ-99/2009, приказ № 255н, приказ № 381). 2) Надпись «Не закреплено: единый порядок учёта индивидуальной дозы» спорна: общий учёт доз предусмотрен ст. 18 № 3-ФЗ (ЕСКИД). Точнее: «Не закреплено: специальный порядок расчёта индивидуальных доз членов экипажей по фактическим рейсам».</w:t>
       </w:r>
     </w:p>
   </w:comment>
